--- a/References/References List.docx
+++ b/References/References List.docx
@@ -11,6 +11,41 @@
       </w:r>
       <w:r>
         <w:t xml:space="preserve"> List:</w:t>
+      </w:r>
+    </w:p>
+    <w:p>
+      <w:pPr>
+        <w:pStyle w:val="Bibliography"/>
+        <w:ind w:left="405"/>
+      </w:pPr>
+      <w:r>
+        <w:rPr>
+          <w:i/>
+          <w:iCs/>
+        </w:rPr>
+        <w:t xml:space="preserve">3D Leap Land Asset Pack by </w:t>
+      </w:r>
+      <w:proofErr w:type="spellStart"/>
+      <w:r>
+        <w:rPr>
+          <w:i/>
+          <w:iCs/>
+        </w:rPr>
+        <w:t>Essssam</w:t>
+      </w:r>
+      <w:proofErr w:type="spellEnd"/>
+      <w:r>
+        <w:t xml:space="preserve"> (no date) </w:t>
+      </w:r>
+      <w:r>
+        <w:rPr>
+          <w:i/>
+          <w:iCs/>
+        </w:rPr>
+        <w:t>itch.io</w:t>
+      </w:r>
+      <w:r>
+        <w:t>. Available at: https://essssam.itch.io/3d-leap-land (Accessed: 22 April 2026).</w:t>
       </w:r>
     </w:p>
     <w:p>
@@ -1944,123 +1979,6 @@
           <w14:ligatures w14:val="none"/>
         </w:rPr>
         <w:t>.</w:t>
-      </w:r>
-    </w:p>
-    <w:p>
-      <w:pPr>
-        <w:pStyle w:val="ListParagraph"/>
-        <w:ind w:left="405"/>
-        <w:rPr>
-          <w:rFonts w:eastAsia="Times New Roman" w:cs="Times New Roman"/>
-          <w:color w:val="000000"/>
-          <w:kern w:val="0"/>
-          <w:lang w:eastAsia="en-GB"/>
-          <w14:ligatures w14:val="none"/>
-        </w:rPr>
-      </w:pPr>
-    </w:p>
-    <w:p>
-      <w:pPr>
-        <w:pStyle w:val="Bibliography"/>
-        <w:ind w:left="405"/>
-      </w:pPr>
-      <w:r>
-        <w:rPr>
-          <w:rFonts w:eastAsia="Times New Roman"/>
-          <w:color w:val="000000"/>
-          <w:lang w:eastAsia="en-GB"/>
-          <w14:ligatures w14:val="none"/>
-        </w:rPr>
-        <w:fldChar w:fldCharType="begin"/>
-      </w:r>
-      <w:r>
-        <w:rPr>
-          <w:rFonts w:eastAsia="Times New Roman"/>
-          <w:color w:val="000000"/>
-          <w:lang w:eastAsia="en-GB"/>
-          <w14:ligatures w14:val="none"/>
-        </w:rPr>
-        <w:instrText xml:space="preserve"> ADDIN ZOTERO_BIBL {"uncited":[],"omitted":[],"custom":[]} CSL_BIBLIOGRAPHY </w:instrText>
-      </w:r>
-      <w:r>
-        <w:rPr>
-          <w:rFonts w:eastAsia="Times New Roman"/>
-          <w:color w:val="000000"/>
-          <w:lang w:eastAsia="en-GB"/>
-          <w14:ligatures w14:val="none"/>
-        </w:rPr>
-        <w:fldChar w:fldCharType="separate"/>
-      </w:r>
-      <w:r>
-        <w:rPr>
-          <w:i/>
-          <w:iCs/>
-        </w:rPr>
-        <w:t xml:space="preserve">3D Leap Land Asset Pack by </w:t>
-      </w:r>
-      <w:proofErr w:type="spellStart"/>
-      <w:r>
-        <w:rPr>
-          <w:i/>
-          <w:iCs/>
-        </w:rPr>
-        <w:t>Essssam</w:t>
-      </w:r>
-      <w:proofErr w:type="spellEnd"/>
-      <w:r>
-        <w:t xml:space="preserve"> (no date) </w:t>
-      </w:r>
-      <w:r>
-        <w:rPr>
-          <w:i/>
-          <w:iCs/>
-        </w:rPr>
-        <w:t>itch.io</w:t>
-      </w:r>
-      <w:r>
-        <w:t>. Available at: https://essssam.itch.io/3d-leap-land (Accessed: 22 April 2026).</w:t>
-      </w:r>
-    </w:p>
-    <w:p>
-      <w:pPr>
-        <w:pStyle w:val="Bibliography"/>
-        <w:ind w:left="405"/>
-      </w:pPr>
-      <w:r>
-        <w:t xml:space="preserve">Bramwell (2023) </w:t>
-      </w:r>
-      <w:r>
-        <w:rPr>
-          <w:i/>
-          <w:iCs/>
-        </w:rPr>
-        <w:t>Make your first 3D Platformer in Godot 4: Setup, Movement, and Camera Controls</w:t>
-      </w:r>
-      <w:r>
-        <w:t>. Available at: https://www.youtube.com/watch?v=sVsn9NqpVhg (Accessed: 22 April 2026).</w:t>
-      </w:r>
-    </w:p>
-    <w:p>
-      <w:pPr>
-        <w:pStyle w:val="ListParagraph"/>
-        <w:ind w:left="405"/>
-        <w:rPr>
-          <w:rFonts w:eastAsia="Times New Roman" w:cs="Times New Roman"/>
-          <w:color w:val="000000"/>
-          <w:kern w:val="0"/>
-          <w:lang w:eastAsia="en-GB"/>
-          <w14:ligatures w14:val="none"/>
-        </w:rPr>
-      </w:pPr>
-      <w:r>
-        <w:rPr>
-          <w:rFonts w:eastAsia="Times New Roman" w:cs="Times New Roman"/>
-          <w:color w:val="000000"/>
-          <w:kern w:val="0"/>
-          <w:lang w:eastAsia="en-GB"/>
-          <w14:ligatures w14:val="none"/>
-        </w:rPr>
-        <w:fldChar w:fldCharType="end"/>
       </w:r>
     </w:p>
     <w:p>

--- a/References/References List.docx
+++ b/References/References List.docx
@@ -23,17 +23,8 @@
           <w:i/>
           <w:iCs/>
         </w:rPr>
-        <w:t xml:space="preserve">3D Leap Land Asset Pack by </w:t>
-      </w:r>
-      <w:proofErr w:type="spellStart"/>
-      <w:r>
-        <w:rPr>
-          <w:i/>
-          <w:iCs/>
-        </w:rPr>
-        <w:t>Essssam</w:t>
-      </w:r>
-      <w:proofErr w:type="spellEnd"/>
+        <w:t>3D Leap Land Asset Pack by Essssam</w:t>
+      </w:r>
       <w:r>
         <w:t xml:space="preserve"> (no date) </w:t>
       </w:r>
@@ -117,29 +108,7 @@
           <w:lang w:eastAsia="en-GB"/>
           <w14:ligatures w14:val="none"/>
         </w:rPr>
-        <w:t xml:space="preserve"> [Video Game]. </w:t>
-      </w:r>
-      <w:proofErr w:type="spellStart"/>
-      <w:r>
-        <w:rPr>
-          <w:rFonts w:eastAsia="Times New Roman" w:cs="Times New Roman"/>
-          <w:color w:val="000000"/>
-          <w:kern w:val="0"/>
-          <w:lang w:eastAsia="en-GB"/>
-          <w14:ligatures w14:val="none"/>
-        </w:rPr>
-        <w:t>Mastertronic</w:t>
-      </w:r>
-      <w:proofErr w:type="spellEnd"/>
-      <w:r>
-        <w:rPr>
-          <w:rFonts w:eastAsia="Times New Roman" w:cs="Times New Roman"/>
-          <w:color w:val="000000"/>
-          <w:kern w:val="0"/>
-          <w:lang w:eastAsia="en-GB"/>
-          <w14:ligatures w14:val="none"/>
-        </w:rPr>
-        <w:t>.</w:t>
+        <w:t xml:space="preserve"> [Video Game]. Mastertronic.</w:t>
       </w:r>
     </w:p>
     <w:p>
@@ -351,65 +320,27 @@
           <w14:ligatures w14:val="none"/>
         </w:rPr>
       </w:pPr>
-      <w:proofErr w:type="spellStart"/>
-      <w:r>
-        <w:rPr>
-          <w:rFonts w:eastAsia="Times New Roman" w:cs="Times New Roman"/>
-          <w:color w:val="000000"/>
-          <w:kern w:val="0"/>
-          <w:lang w:eastAsia="en-GB"/>
-          <w14:ligatures w14:val="none"/>
-        </w:rPr>
-        <w:t>CodingWithRus</w:t>
-      </w:r>
-      <w:proofErr w:type="spellEnd"/>
-      <w:r>
-        <w:rPr>
-          <w:rFonts w:eastAsia="Times New Roman" w:cs="Times New Roman"/>
-          <w:color w:val="000000"/>
-          <w:kern w:val="0"/>
-          <w:lang w:eastAsia="en-GB"/>
-          <w14:ligatures w14:val="none"/>
-        </w:rPr>
-        <w:t xml:space="preserve"> (2020) </w:t>
-      </w:r>
-      <w:r>
-        <w:rPr>
-          <w:rFonts w:eastAsia="Times New Roman" w:cs="Times New Roman"/>
-          <w:i/>
-          <w:iCs/>
-          <w:color w:val="000000"/>
-          <w:kern w:val="0"/>
-          <w:lang w:eastAsia="en-GB"/>
-          <w14:ligatures w14:val="none"/>
-        </w:rPr>
-        <w:t xml:space="preserve">Procedural </w:t>
-      </w:r>
-      <w:proofErr w:type="gramStart"/>
-      <w:r>
-        <w:rPr>
-          <w:rFonts w:eastAsia="Times New Roman" w:cs="Times New Roman"/>
-          <w:i/>
-          <w:iCs/>
-          <w:color w:val="000000"/>
-          <w:kern w:val="0"/>
-          <w:lang w:eastAsia="en-GB"/>
-          <w14:ligatures w14:val="none"/>
-        </w:rPr>
-        <w:t>Placement :</w:t>
-      </w:r>
-      <w:proofErr w:type="gramEnd"/>
-      <w:r>
-        <w:rPr>
-          <w:rFonts w:eastAsia="Times New Roman" w:cs="Times New Roman"/>
-          <w:i/>
-          <w:iCs/>
-          <w:color w:val="000000"/>
-          <w:kern w:val="0"/>
-          <w:lang w:eastAsia="en-GB"/>
-          <w14:ligatures w14:val="none"/>
-        </w:rPr>
-        <w:t xml:space="preserve"> Beginners Guide EP 3 - Unity3D</w:t>
+      <w:r>
+        <w:rPr>
+          <w:rFonts w:eastAsia="Times New Roman" w:cs="Times New Roman"/>
+          <w:color w:val="000000"/>
+          <w:kern w:val="0"/>
+          <w:lang w:eastAsia="en-GB"/>
+          <w14:ligatures w14:val="none"/>
+        </w:rPr>
+        <w:t>CodingWithRus (2020) </w:t>
+      </w:r>
+      <w:r>
+        <w:rPr>
+          <w:rFonts w:eastAsia="Times New Roman" w:cs="Times New Roman"/>
+          <w:i/>
+          <w:iCs/>
+          <w:color w:val="000000"/>
+          <w:kern w:val="0"/>
+          <w:lang w:eastAsia="en-GB"/>
+          <w14:ligatures w14:val="none"/>
+        </w:rPr>
+        <w:t>Procedural Placement : Beginners Guide EP 3 - Unity3D</w:t>
       </w:r>
       <w:r>
         <w:rPr>
@@ -611,15 +542,7 @@
           <w:i/>
           <w:iCs/>
         </w:rPr>
-        <w:t xml:space="preserve">Coyote </w:t>
-      </w:r>
-      <w:proofErr w:type="gramStart"/>
-      <w:r>
-        <w:rPr>
-          <w:i/>
-          <w:iCs/>
-        </w:rPr>
-        <w:t>Time</w:t>
+        <w:t>Coyote Time</w:t>
       </w:r>
       <w:r>
         <w:rPr>
@@ -634,15 +557,7 @@
           <w:i/>
           <w:iCs/>
         </w:rPr>
-        <w:t>:</w:t>
-      </w:r>
-      <w:proofErr w:type="gramEnd"/>
-      <w:r>
-        <w:rPr>
-          <w:i/>
-          <w:iCs/>
-        </w:rPr>
-        <w:t>: Godot 4 Recipes</w:t>
+        <w:t>:: Godot 4 Recipes</w:t>
       </w:r>
       <w:r>
         <w:t xml:space="preserve"> (no date). Available at: https://kidscancode.org/godot_recipes/4.x/2d/coyote_time/index.html (Accessed: 22 April 2026).</w:t>
@@ -661,39 +576,7 @@
           <w:i/>
           <w:iCs/>
         </w:rPr>
-        <w:t xml:space="preserve">Export Assets </w:t>
-      </w:r>
-      <w:proofErr w:type="gramStart"/>
-      <w:r>
-        <w:rPr>
-          <w:i/>
-          <w:iCs/>
-        </w:rPr>
-        <w:t>From</w:t>
-      </w:r>
-      <w:proofErr w:type="gramEnd"/>
-      <w:r>
-        <w:rPr>
-          <w:i/>
-          <w:iCs/>
-        </w:rPr>
-        <w:t xml:space="preserve"> Blender </w:t>
-      </w:r>
-      <w:proofErr w:type="gramStart"/>
-      <w:r>
-        <w:rPr>
-          <w:i/>
-          <w:iCs/>
-        </w:rPr>
-        <w:t>To</w:t>
-      </w:r>
-      <w:proofErr w:type="gramEnd"/>
-      <w:r>
-        <w:rPr>
-          <w:i/>
-          <w:iCs/>
-        </w:rPr>
-        <w:t xml:space="preserve"> Godot (Tutorial)</w:t>
+        <w:t>Export Assets From Blender To Godot (Tutorial)</w:t>
       </w:r>
       <w:r>
         <w:t>. Available at: https://www.youtube.com/watch?v=cYfhe5MWqWE (Accessed: 22 April 2026).</w:t>
@@ -707,39 +590,12 @@
       <w:r>
         <w:t xml:space="preserve">Game Design with Reilly (2021) </w:t>
       </w:r>
-      <w:proofErr w:type="gramStart"/>
-      <w:r>
-        <w:rPr>
-          <w:i/>
-          <w:iCs/>
-        </w:rPr>
-        <w:t>7.Godot</w:t>
-      </w:r>
-      <w:proofErr w:type="gramEnd"/>
-      <w:r>
-        <w:rPr>
-          <w:i/>
-          <w:iCs/>
-        </w:rPr>
-        <w:t xml:space="preserve"> 3D </w:t>
-      </w:r>
-      <w:proofErr w:type="spellStart"/>
-      <w:proofErr w:type="gramStart"/>
-      <w:r>
-        <w:rPr>
-          <w:i/>
-          <w:iCs/>
-        </w:rPr>
-        <w:t>Platformer:Gravity</w:t>
-      </w:r>
-      <w:proofErr w:type="spellEnd"/>
-      <w:proofErr w:type="gramEnd"/>
-      <w:r>
-        <w:rPr>
-          <w:i/>
-          <w:iCs/>
-        </w:rPr>
-        <w:t xml:space="preserve"> and respawns</w:t>
+      <w:r>
+        <w:rPr>
+          <w:i/>
+          <w:iCs/>
+        </w:rPr>
+        <w:t>7.Godot 3D Platformer:Gravity and respawns</w:t>
       </w:r>
       <w:r>
         <w:t>. Available at: https://www.youtube.com/watch?v=G2FSNiLtohk (Accessed: 22 April 2026).</w:t>
@@ -823,13 +679,8 @@
         <w:pStyle w:val="Bibliography"/>
         <w:ind w:left="405"/>
       </w:pPr>
-      <w:proofErr w:type="spellStart"/>
-      <w:r>
-        <w:t>GDQuest</w:t>
-      </w:r>
-      <w:proofErr w:type="spellEnd"/>
-      <w:r>
-        <w:t xml:space="preserve"> (2024) </w:t>
+      <w:r>
+        <w:t xml:space="preserve">GDQuest (2024) </w:t>
       </w:r>
       <w:r>
         <w:rPr>
@@ -879,7 +730,6 @@
           <w14:ligatures w14:val="none"/>
         </w:rPr>
       </w:pPr>
-      <w:proofErr w:type="spellStart"/>
       <w:r>
         <w:rPr>
           <w:rFonts w:eastAsia="Times New Roman" w:cs="Times New Roman"/>
@@ -889,18 +739,7 @@
           <w14:ligatures w14:val="none"/>
         </w:rPr>
         <w:lastRenderedPageBreak/>
-        <w:t>GDQuest</w:t>
-      </w:r>
-      <w:proofErr w:type="spellEnd"/>
-      <w:r>
-        <w:rPr>
-          <w:rFonts w:eastAsia="Times New Roman" w:cs="Times New Roman"/>
-          <w:color w:val="000000"/>
-          <w:kern w:val="0"/>
-          <w:lang w:eastAsia="en-GB"/>
-          <w14:ligatures w14:val="none"/>
-        </w:rPr>
-        <w:t> (2023)</w:t>
+        <w:t>GDQuest (2023)</w:t>
       </w:r>
       <w:r>
         <w:rPr>
@@ -1123,21 +962,12 @@
         <w:pStyle w:val="Bibliography"/>
         <w:ind w:left="405"/>
       </w:pPr>
-      <w:proofErr w:type="spellStart"/>
-      <w:r>
-        <w:rPr>
-          <w:i/>
-          <w:iCs/>
-        </w:rPr>
-        <w:t>KayKit</w:t>
-      </w:r>
-      <w:proofErr w:type="spellEnd"/>
-      <w:r>
-        <w:rPr>
-          <w:i/>
-          <w:iCs/>
-        </w:rPr>
-        <w:t xml:space="preserve"> - Platformer Pack by Kay Lousberg</w:t>
+      <w:r>
+        <w:rPr>
+          <w:i/>
+          <w:iCs/>
+        </w:rPr>
+        <w:t>KayKit - Platformer Pack by Kay Lousberg</w:t>
       </w:r>
       <w:r>
         <w:t xml:space="preserve"> (no date) </w:t>
@@ -1349,13 +1179,8 @@
         <w:pStyle w:val="Bibliography"/>
         <w:ind w:left="405"/>
       </w:pPr>
-      <w:proofErr w:type="spellStart"/>
-      <w:r>
-        <w:t>KobeDev</w:t>
-      </w:r>
-      <w:proofErr w:type="spellEnd"/>
-      <w:r>
-        <w:t xml:space="preserve"> (2024) </w:t>
+      <w:r>
+        <w:t xml:space="preserve">KobeDev (2024) </w:t>
       </w:r>
       <w:r>
         <w:rPr>
@@ -1540,31 +1365,13 @@
         <w:pStyle w:val="Bibliography"/>
         <w:ind w:left="405"/>
       </w:pPr>
-      <w:proofErr w:type="spellStart"/>
-      <w:r>
-        <w:rPr>
-          <w:i/>
-          <w:iCs/>
-        </w:rPr>
-        <w:t>LowPoly</w:t>
-      </w:r>
-      <w:proofErr w:type="spellEnd"/>
-      <w:r>
-        <w:rPr>
-          <w:i/>
-          <w:iCs/>
-        </w:rPr>
-        <w:t xml:space="preserve"> Platformer Pack by </w:t>
-      </w:r>
-      <w:proofErr w:type="spellStart"/>
-      <w:r>
-        <w:rPr>
-          <w:i/>
-          <w:iCs/>
-        </w:rPr>
-        <w:t>Quaternius</w:t>
-      </w:r>
-      <w:proofErr w:type="spellEnd"/>
+      <w:r>
+        <w:rPr>
+          <w:i/>
+          <w:iCs/>
+        </w:rPr>
+        <w:t>LowPoly Platformer Pack by Quaternius</w:t>
+      </w:r>
       <w:r>
         <w:t xml:space="preserve"> (no date) </w:t>
       </w:r>
@@ -1741,7 +1548,27 @@
           <w:lang w:eastAsia="en-GB"/>
           <w14:ligatures w14:val="none"/>
         </w:rPr>
-        <w:t xml:space="preserve">Mojang (2011) </w:t>
+        <w:t>Mojang</w:t>
+      </w:r>
+      <w:r>
+        <w:rPr>
+          <w:rFonts w:eastAsia="Times New Roman" w:cs="Times New Roman"/>
+          <w:color w:val="000000"/>
+          <w:kern w:val="0"/>
+          <w:lang w:eastAsia="en-GB"/>
+          <w14:ligatures w14:val="none"/>
+        </w:rPr>
+        <w:t xml:space="preserve"> Studios</w:t>
+      </w:r>
+      <w:r>
+        <w:rPr>
+          <w:rFonts w:eastAsia="Times New Roman" w:cs="Times New Roman"/>
+          <w:color w:val="000000"/>
+          <w:kern w:val="0"/>
+          <w:lang w:eastAsia="en-GB"/>
+          <w14:ligatures w14:val="none"/>
+        </w:rPr>
+        <w:t xml:space="preserve"> (2011) </w:t>
       </w:r>
       <w:r>
         <w:rPr>
